--- a/docs/Integration_Spec_Questionnaire_Specification.docx
+++ b/docs/Integration_Spec_Questionnaire_Specification.docx
@@ -30,7 +30,7 @@
           <w:i/>
           <w:color w:val="555555"/>
         </w:rPr>
-        <w:t xml:space="preserve"> Integration Agentic Builder (AIB)</w:t>
+        <w:t xml:space="preserve"> Agentic Interoperability Builder (AIB)</w:t>
       </w:r>
     </w:p>
     <w:p>
@@ -216,7 +216,7 @@
     </w:p>
     <w:p>
       <w:r>
-        <w:t>The Agentic Integration Builder made building fast — an engineer describes an interface and the agent constructs it. That moved the bottleneck upstream. The agent can only build what it has been told, and what it is told is routinely incomplete in exactly the places that matter.</w:t>
+        <w:t>The Agentic Interoperability Builder made building fast — an engineer describes an interface and the agent constructs it. That moved the bottleneck upstream. The agent can only build what it has been told, and what it is told is routinely incomplete in exactly the places that matter.</w:t>
       </w:r>
     </w:p>
     <w:p>

--- a/docs/Integration_Spec_Questionnaire_Specification.docx
+++ b/docs/Integration_Spec_Questionnaire_Specification.docx
@@ -30,7 +30,7 @@
           <w:i/>
           <w:color w:val="555555"/>
         </w:rPr>
-        <w:t xml:space="preserve"> Agentic Interoperability Builder (AIB)</w:t>
+        <w:t xml:space="preserve"> Agentic Integration Builder (AIB)</w:t>
       </w:r>
     </w:p>
     <w:p>
@@ -216,7 +216,7 @@
     </w:p>
     <w:p>
       <w:r>
-        <w:t>The Agentic Interoperability Builder made building fast — an engineer describes an interface and the agent constructs it. That moved the bottleneck upstream. The agent can only build what it has been told, and what it is told is routinely incomplete in exactly the places that matter.</w:t>
+        <w:t>The Agentic Integration Builder made building fast — an engineer describes an interface and the agent constructs it. That moved the bottleneck upstream. The agent can only build what it has been told, and what it is told is routinely incomplete in exactly the places that matter.</w:t>
       </w:r>
     </w:p>
     <w:p>

--- a/docs/Integration_Spec_Questionnaire_Specification.docx
+++ b/docs/Integration_Spec_Questionnaire_Specification.docx
@@ -2990,6 +2990,312 @@
     </w:tbl>
     <w:p/>
     <w:p>
+      <w:pPr>
+        <w:pStyle w:val="Heading2"/>
+      </w:pPr>
+      <w:r>
+        <w:rPr>
+          <w:color w:val="004F9F"/>
+        </w:rPr>
+        <w:t>4.5 Persistence</w:t>
+      </w:r>
+    </w:p>
+    <w:tbl>
+      <w:tblPr>
+        <w:tblStyle w:val="LightGrid-Accent1"/>
+        <w:tblW w:type="auto" w:w="0"/>
+        <w:jc w:val="left"/>
+        <w:tblLook w:firstColumn="1" w:firstRow="1" w:lastColumn="0" w:lastRow="0" w:noHBand="0" w:noVBand="1" w:val="04A0"/>
+      </w:tblPr>
+      <w:tblGrid>
+        <w:gridCol w:w="4320"/>
+        <w:gridCol w:w="4320"/>
+      </w:tblGrid>
+      <w:tr>
+        <w:tc>
+          <w:tcPr>
+            <w:tcW w:type="dxa" w:w="4320"/>
+            <w:shd w:val="clear" w:color="auto" w:fill="004F9F"/>
+          </w:tcPr>
+          <w:p>
+            <w:r>
+              <w:rPr>
+                <w:b/>
+                <w:color w:val="FFFFFF"/>
+              </w:rPr>
+            </w:r>
+            <w:r>
+              <w:rPr>
+                <w:b/>
+                <w:color w:val="FFFFFF"/>
+              </w:rPr>
+              <w:t>ID</w:t>
+            </w:r>
+          </w:p>
+        </w:tc>
+        <w:tc>
+          <w:tcPr>
+            <w:tcW w:type="dxa" w:w="4320"/>
+            <w:shd w:val="clear" w:color="auto" w:fill="004F9F"/>
+          </w:tcPr>
+          <w:p>
+            <w:r>
+              <w:rPr>
+                <w:b/>
+                <w:color w:val="FFFFFF"/>
+              </w:rPr>
+            </w:r>
+            <w:r>
+              <w:rPr>
+                <w:b/>
+                <w:color w:val="FFFFFF"/>
+              </w:rPr>
+              <w:t>Requirement</w:t>
+            </w:r>
+          </w:p>
+        </w:tc>
+      </w:tr>
+      <w:tr>
+        <w:tc>
+          <w:tcPr>
+            <w:tcW w:type="dxa" w:w="4320"/>
+          </w:tcPr>
+          <w:p>
+            <w:r/>
+            <w:r>
+              <w:rPr>
+                <w:b/>
+              </w:rPr>
+              <w:t>FR-30</w:t>
+            </w:r>
+          </w:p>
+        </w:tc>
+        <w:tc>
+          <w:tcPr>
+            <w:tcW w:type="dxa" w:w="4320"/>
+          </w:tcPr>
+          <w:p>
+            <w:r/>
+            <w:r>
+              <w:t>Every specification the questionnaire generates is persisted automatically, with the answer set that produced it. The user never has to remember to save.</w:t>
+            </w:r>
+          </w:p>
+        </w:tc>
+      </w:tr>
+      <w:tr>
+        <w:tc>
+          <w:tcPr>
+            <w:tcW w:type="dxa" w:w="4320"/>
+          </w:tcPr>
+          <w:p>
+            <w:r/>
+            <w:r>
+              <w:rPr>
+                <w:b/>
+              </w:rPr>
+              <w:t>FR-31</w:t>
+            </w:r>
+          </w:p>
+        </w:tc>
+        <w:tc>
+          <w:tcPr>
+            <w:tcW w:type="dxa" w:w="4320"/>
+          </w:tcPr>
+          <w:p>
+            <w:r/>
+            <w:r>
+              <w:t>Both halves are stored. The prompt alone cannot repopulate the form; the answers alone do not record what was actually sent, because the preview is editable.</w:t>
+            </w:r>
+          </w:p>
+        </w:tc>
+      </w:tr>
+      <w:tr>
+        <w:tc>
+          <w:tcPr>
+            <w:tcW w:type="dxa" w:w="4320"/>
+          </w:tcPr>
+          <w:p>
+            <w:r/>
+            <w:r>
+              <w:rPr>
+                <w:b/>
+              </w:rPr>
+              <w:t>FR-32</w:t>
+            </w:r>
+          </w:p>
+        </w:tc>
+        <w:tc>
+          <w:tcPr>
+            <w:tcW w:type="dxa" w:w="4320"/>
+          </w:tcPr>
+          <w:p>
+            <w:r/>
+            <w:r>
+              <w:t xml:space="preserve">A run is saved when a specification is generated (status </w:t>
+            </w:r>
+            <w:r>
+              <w:rPr>
+                <w:rFonts w:ascii="Consolas" w:hAnsi="Consolas"/>
+                <w:color w:val="B03030"/>
+                <w:sz w:val="19"/>
+              </w:rPr>
+              <w:t>trial</w:t>
+            </w:r>
+            <w:r>
+              <w:t xml:space="preserve">) and again when it is sent to the agent (status </w:t>
+            </w:r>
+            <w:r>
+              <w:rPr>
+                <w:rFonts w:ascii="Consolas" w:hAnsi="Consolas"/>
+                <w:color w:val="B03030"/>
+                <w:sz w:val="19"/>
+              </w:rPr>
+              <w:t>sent</w:t>
+            </w:r>
+            <w:r>
+              <w:t>), so the record distinguishes drafts from what was actually handed over.</w:t>
+            </w:r>
+          </w:p>
+        </w:tc>
+      </w:tr>
+      <w:tr>
+        <w:tc>
+          <w:tcPr>
+            <w:tcW w:type="dxa" w:w="4320"/>
+          </w:tcPr>
+          <w:p>
+            <w:r/>
+            <w:r>
+              <w:rPr>
+                <w:b/>
+              </w:rPr>
+              <w:t>FR-33</w:t>
+            </w:r>
+          </w:p>
+        </w:tc>
+        <w:tc>
+          <w:tcPr>
+            <w:tcW w:type="dxa" w:w="4320"/>
+          </w:tcPr>
+          <w:p>
+            <w:r/>
+            <w:r>
+              <w:t>Re-rendering an unchanged specification does not create a duplicate record. Changing the output format or any answer does.</w:t>
+            </w:r>
+          </w:p>
+        </w:tc>
+      </w:tr>
+      <w:tr>
+        <w:tc>
+          <w:tcPr>
+            <w:tcW w:type="dxa" w:w="4320"/>
+          </w:tcPr>
+          <w:p>
+            <w:r/>
+            <w:r>
+              <w:rPr>
+                <w:b/>
+              </w:rPr>
+              <w:t>FR-34</w:t>
+            </w:r>
+          </w:p>
+        </w:tc>
+        <w:tc>
+          <w:tcPr>
+            <w:tcW w:type="dxa" w:w="4320"/>
+          </w:tcPr>
+          <w:p>
+            <w:r/>
+            <w:r>
+              <w:t>Saved runs are listable, filterable, and scoped to the caller's namespace and user by default.</w:t>
+            </w:r>
+          </w:p>
+        </w:tc>
+      </w:tr>
+      <w:tr>
+        <w:tc>
+          <w:tcPr>
+            <w:tcW w:type="dxa" w:w="4320"/>
+          </w:tcPr>
+          <w:p>
+            <w:r/>
+            <w:r>
+              <w:rPr>
+                <w:b/>
+              </w:rPr>
+              <w:t>FR-35</w:t>
+            </w:r>
+          </w:p>
+        </w:tc>
+        <w:tc>
+          <w:tcPr>
+            <w:tcW w:type="dxa" w:w="4320"/>
+          </w:tcPr>
+          <w:p>
+            <w:r/>
+            <w:r>
+              <w:t>A saved run can be reloaded into the form, restoring both answers and repeating groups.</w:t>
+            </w:r>
+          </w:p>
+        </w:tc>
+      </w:tr>
+      <w:tr>
+        <w:tc>
+          <w:tcPr>
+            <w:tcW w:type="dxa" w:w="4320"/>
+          </w:tcPr>
+          <w:p>
+            <w:r/>
+            <w:r>
+              <w:rPr>
+                <w:b/>
+              </w:rPr>
+              <w:t>FR-36</w:t>
+            </w:r>
+          </w:p>
+        </w:tc>
+        <w:tc>
+          <w:tcPr>
+            <w:tcW w:type="dxa" w:w="4320"/>
+          </w:tcPr>
+          <w:p>
+            <w:r/>
+            <w:r>
+              <w:t>A saved run can be deleted.</w:t>
+            </w:r>
+          </w:p>
+        </w:tc>
+      </w:tr>
+      <w:tr>
+        <w:tc>
+          <w:tcPr>
+            <w:tcW w:type="dxa" w:w="4320"/>
+          </w:tcPr>
+          <w:p>
+            <w:r/>
+            <w:r>
+              <w:rPr>
+                <w:b/>
+              </w:rPr>
+              <w:t>FR-37</w:t>
+            </w:r>
+          </w:p>
+        </w:tc>
+        <w:tc>
+          <w:tcPr>
+            <w:tcW w:type="dxa" w:w="4320"/>
+          </w:tcPr>
+          <w:p>
+            <w:r/>
+            <w:r>
+              <w:t>A failed save never blocks review or sending. Persistence is a side effect, not a gate.</w:t>
+            </w:r>
+          </w:p>
+        </w:tc>
+      </w:tr>
+    </w:tbl>
+    <w:p/>
+    <w:p>
       <w:r>
         <w:br/>
       </w:r>
@@ -3720,7 +4026,7 @@
         <w:rPr>
           <w:color w:val="004F9F"/>
         </w:rPr>
-        <w:t>5.4 Security</w:t>
+        <w:t>5.4 Persistence</w:t>
       </w:r>
     </w:p>
     <w:tbl>
@@ -3789,7 +4095,7 @@
               <w:rPr>
                 <w:b/>
               </w:rPr>
-              <w:t>TR-13</w:t>
+              <w:t>TR-18</w:t>
             </w:r>
           </w:p>
         </w:tc>
@@ -3800,7 +4106,18 @@
           <w:p>
             <w:r/>
             <w:r>
-              <w:t>The page inherits the host application's IRIS session. It obtains the signed-in user's token from the parent via the established bridge, with the chat's stored credential as fallback. No second login.</w:t>
+              <w:t xml:space="preserve">Runs persist to </w:t>
+            </w:r>
+            <w:r>
+              <w:rPr>
+                <w:rFonts w:ascii="Consolas" w:hAnsi="Consolas"/>
+                <w:color w:val="B03030"/>
+                <w:sz w:val="19"/>
+              </w:rPr>
+              <w:t>AgenticInterop.Data.SpecResponse</w:t>
+            </w:r>
+            <w:r>
+              <w:t>. Answers and prompt are streams, because the mapping and destination tables have no fixed size.</w:t>
             </w:r>
           </w:p>
         </w:tc>
@@ -3816,7 +4133,7 @@
               <w:rPr>
                 <w:b/>
               </w:rPr>
-              <w:t>TR-14</w:t>
+              <w:t>TR-19</w:t>
             </w:r>
           </w:p>
         </w:tc>
@@ -3827,7 +4144,7 @@
           <w:p>
             <w:r/>
             <w:r>
-              <w:t>Every request carries the active namespace, and the server validates the user's access to it.</w:t>
+              <w:t>Four endpoints under the existing dispatcher: list, save, get, delete. Listing returns summaries only, so a large history does not read every blob.</w:t>
             </w:r>
           </w:p>
         </w:tc>
@@ -3843,7 +4160,7 @@
               <w:rPr>
                 <w:b/>
               </w:rPr>
-              <w:t>TR-15</w:t>
+              <w:t>TR-20</w:t>
             </w:r>
           </w:p>
         </w:tc>
@@ -3854,16 +4171,7 @@
           <w:p>
             <w:r/>
             <w:r>
-              <w:t xml:space="preserve">The questionnaire performs </w:t>
-            </w:r>
-            <w:r>
-              <w:rPr>
-                <w:b/>
-              </w:rPr>
-              <w:t>no mutating operation</w:t>
-            </w:r>
-            <w:r>
-              <w:t>. All state change remains behind the agent's approval gate.</w:t>
+              <w:t>The record carries namespace, user, template key and version, completeness and output format, so a reload can tell whether the form has changed underneath it.</w:t>
             </w:r>
           </w:p>
         </w:tc>
@@ -3879,7 +4187,7 @@
               <w:rPr>
                 <w:b/>
               </w:rPr>
-              <w:t>TR-16</w:t>
+              <w:t>TR-21</w:t>
             </w:r>
           </w:p>
         </w:tc>
@@ -3890,34 +4198,18 @@
           <w:p>
             <w:r/>
             <w:r>
-              <w:t>An authorization failure is reported plainly and actionably; it never fails silently.</w:t>
-            </w:r>
-          </w:p>
-        </w:tc>
-      </w:tr>
-      <w:tr>
-        <w:tc>
-          <w:tcPr>
-            <w:tcW w:type="dxa" w:w="4320"/>
-          </w:tcPr>
-          <w:p>
-            <w:r/>
+              <w:t xml:space="preserve">Distinct from </w:t>
+            </w:r>
             <w:r>
               <w:rPr>
-                <w:b/>
+                <w:rFonts w:ascii="Consolas" w:hAnsi="Consolas"/>
+                <w:color w:val="B03030"/>
+                <w:sz w:val="19"/>
               </w:rPr>
-              <w:t>TR-17</w:t>
-            </w:r>
-          </w:p>
-        </w:tc>
-        <w:tc>
-          <w:tcPr>
-            <w:tcW w:type="dxa" w:w="4320"/>
-          </w:tcPr>
-          <w:p>
-            <w:r/>
-            <w:r>
-              <w:t>All requests are captured by the existing audit trail.</w:t>
+              <w:t>Data.ChatSpec</w:t>
+            </w:r>
+            <w:r>
+              <w:t>, which holds the per-conversation specification the agent synthesises from chat attachments. A questionnaire run is not tied to a chat session and outlives any conversation.</w:t>
             </w:r>
           </w:p>
         </w:tc>
@@ -3932,7 +4224,219 @@
         <w:rPr>
           <w:color w:val="004F9F"/>
         </w:rPr>
-        <w:t>5.5 Performance</w:t>
+        <w:t>5.5 Security</w:t>
+      </w:r>
+    </w:p>
+    <w:tbl>
+      <w:tblPr>
+        <w:tblStyle w:val="LightGrid-Accent1"/>
+        <w:tblW w:type="auto" w:w="0"/>
+        <w:jc w:val="left"/>
+        <w:tblLook w:firstColumn="1" w:firstRow="1" w:lastColumn="0" w:lastRow="0" w:noHBand="0" w:noVBand="1" w:val="04A0"/>
+      </w:tblPr>
+      <w:tblGrid>
+        <w:gridCol w:w="4320"/>
+        <w:gridCol w:w="4320"/>
+      </w:tblGrid>
+      <w:tr>
+        <w:tc>
+          <w:tcPr>
+            <w:tcW w:type="dxa" w:w="4320"/>
+            <w:shd w:val="clear" w:color="auto" w:fill="004F9F"/>
+          </w:tcPr>
+          <w:p>
+            <w:r>
+              <w:rPr>
+                <w:b/>
+                <w:color w:val="FFFFFF"/>
+              </w:rPr>
+            </w:r>
+            <w:r>
+              <w:rPr>
+                <w:b/>
+                <w:color w:val="FFFFFF"/>
+              </w:rPr>
+              <w:t>ID</w:t>
+            </w:r>
+          </w:p>
+        </w:tc>
+        <w:tc>
+          <w:tcPr>
+            <w:tcW w:type="dxa" w:w="4320"/>
+            <w:shd w:val="clear" w:color="auto" w:fill="004F9F"/>
+          </w:tcPr>
+          <w:p>
+            <w:r>
+              <w:rPr>
+                <w:b/>
+                <w:color w:val="FFFFFF"/>
+              </w:rPr>
+            </w:r>
+            <w:r>
+              <w:rPr>
+                <w:b/>
+                <w:color w:val="FFFFFF"/>
+              </w:rPr>
+              <w:t>Requirement</w:t>
+            </w:r>
+          </w:p>
+        </w:tc>
+      </w:tr>
+      <w:tr>
+        <w:tc>
+          <w:tcPr>
+            <w:tcW w:type="dxa" w:w="4320"/>
+          </w:tcPr>
+          <w:p>
+            <w:r/>
+            <w:r>
+              <w:rPr>
+                <w:b/>
+              </w:rPr>
+              <w:t>TR-13</w:t>
+            </w:r>
+          </w:p>
+        </w:tc>
+        <w:tc>
+          <w:tcPr>
+            <w:tcW w:type="dxa" w:w="4320"/>
+          </w:tcPr>
+          <w:p>
+            <w:r/>
+            <w:r>
+              <w:t>The page inherits the host application's IRIS session. It obtains the signed-in user's token from the parent via the established bridge, with the chat's stored credential as fallback. No second login.</w:t>
+            </w:r>
+          </w:p>
+        </w:tc>
+      </w:tr>
+      <w:tr>
+        <w:tc>
+          <w:tcPr>
+            <w:tcW w:type="dxa" w:w="4320"/>
+          </w:tcPr>
+          <w:p>
+            <w:r/>
+            <w:r>
+              <w:rPr>
+                <w:b/>
+              </w:rPr>
+              <w:t>TR-14</w:t>
+            </w:r>
+          </w:p>
+        </w:tc>
+        <w:tc>
+          <w:tcPr>
+            <w:tcW w:type="dxa" w:w="4320"/>
+          </w:tcPr>
+          <w:p>
+            <w:r/>
+            <w:r>
+              <w:t>Every request carries the active namespace, and the server validates the user's access to it.</w:t>
+            </w:r>
+          </w:p>
+        </w:tc>
+      </w:tr>
+      <w:tr>
+        <w:tc>
+          <w:tcPr>
+            <w:tcW w:type="dxa" w:w="4320"/>
+          </w:tcPr>
+          <w:p>
+            <w:r/>
+            <w:r>
+              <w:rPr>
+                <w:b/>
+              </w:rPr>
+              <w:t>TR-15</w:t>
+            </w:r>
+          </w:p>
+        </w:tc>
+        <w:tc>
+          <w:tcPr>
+            <w:tcW w:type="dxa" w:w="4320"/>
+          </w:tcPr>
+          <w:p>
+            <w:r/>
+            <w:r>
+              <w:t xml:space="preserve">The questionnaire performs </w:t>
+            </w:r>
+            <w:r>
+              <w:rPr>
+                <w:b/>
+              </w:rPr>
+              <w:t>no mutating operation</w:t>
+            </w:r>
+            <w:r>
+              <w:t>. All state change remains behind the agent's approval gate.</w:t>
+            </w:r>
+          </w:p>
+        </w:tc>
+      </w:tr>
+      <w:tr>
+        <w:tc>
+          <w:tcPr>
+            <w:tcW w:type="dxa" w:w="4320"/>
+          </w:tcPr>
+          <w:p>
+            <w:r/>
+            <w:r>
+              <w:rPr>
+                <w:b/>
+              </w:rPr>
+              <w:t>TR-16</w:t>
+            </w:r>
+          </w:p>
+        </w:tc>
+        <w:tc>
+          <w:tcPr>
+            <w:tcW w:type="dxa" w:w="4320"/>
+          </w:tcPr>
+          <w:p>
+            <w:r/>
+            <w:r>
+              <w:t>An authorization failure is reported plainly and actionably; it never fails silently.</w:t>
+            </w:r>
+          </w:p>
+        </w:tc>
+      </w:tr>
+      <w:tr>
+        <w:tc>
+          <w:tcPr>
+            <w:tcW w:type="dxa" w:w="4320"/>
+          </w:tcPr>
+          <w:p>
+            <w:r/>
+            <w:r>
+              <w:rPr>
+                <w:b/>
+              </w:rPr>
+              <w:t>TR-17</w:t>
+            </w:r>
+          </w:p>
+        </w:tc>
+        <w:tc>
+          <w:tcPr>
+            <w:tcW w:type="dxa" w:w="4320"/>
+          </w:tcPr>
+          <w:p>
+            <w:r/>
+            <w:r>
+              <w:t>All requests are captured by the existing audit trail.</w:t>
+            </w:r>
+          </w:p>
+        </w:tc>
+      </w:tr>
+    </w:tbl>
+    <w:p/>
+    <w:p>
+      <w:pPr>
+        <w:pStyle w:val="Heading2"/>
+      </w:pPr>
+      <w:r>
+        <w:rPr>
+          <w:color w:val="004F9F"/>
+        </w:rPr>
+        <w:t>5.6 Performance</w:t>
       </w:r>
     </w:p>
     <w:tbl>
@@ -4391,14 +4895,6 @@
           <w:color w:val="004F9F"/>
         </w:rPr>
         <w:t>7. Out of scope</w:t>
-      </w:r>
-    </w:p>
-    <w:p>
-      <w:pPr>
-        <w:pStyle w:val="ListBullet"/>
-      </w:pPr>
-      <w:r>
-        <w:t>Persisting questionnaire responses server-side for reuse across sessions.</w:t>
       </w:r>
     </w:p>
     <w:p>

--- a/docs/Integration_Spec_Questionnaire_Specification.docx
+++ b/docs/Integration_Spec_Questionnaire_Specification.docx
@@ -3293,6 +3293,132 @@
           </w:p>
         </w:tc>
       </w:tr>
+      <w:tr>
+        <w:tc>
+          <w:tcPr>
+            <w:tcW w:type="dxa" w:w="4320"/>
+          </w:tcPr>
+          <w:p>
+            <w:r/>
+            <w:r>
+              <w:rPr>
+                <w:b/>
+              </w:rPr>
+              <w:t>FR-38</w:t>
+            </w:r>
+          </w:p>
+        </w:tc>
+        <w:tc>
+          <w:tcPr>
+            <w:tcW w:type="dxa" w:w="4320"/>
+          </w:tcPr>
+          <w:p>
+            <w:r/>
+            <w:r>
+              <w:t xml:space="preserve">Saved runs are presented as a </w:t>
+            </w:r>
+            <w:r>
+              <w:rPr>
+                <w:b/>
+              </w:rPr>
+              <w:t>worklist</w:t>
+            </w:r>
+            <w:r>
+              <w:t>: searchable by interface name, short name, user and namespace, so an engineer can find an earlier specification without scrolling.</w:t>
+            </w:r>
+          </w:p>
+        </w:tc>
+      </w:tr>
+      <w:tr>
+        <w:tc>
+          <w:tcPr>
+            <w:tcW w:type="dxa" w:w="4320"/>
+          </w:tcPr>
+          <w:p>
+            <w:r/>
+            <w:r>
+              <w:rPr>
+                <w:b/>
+              </w:rPr>
+              <w:t>FR-39</w:t>
+            </w:r>
+          </w:p>
+        </w:tc>
+        <w:tc>
+          <w:tcPr>
+            <w:tcW w:type="dxa" w:w="4320"/>
+          </w:tcPr>
+          <w:p>
+            <w:r/>
+            <w:r>
+              <w:t>Search runs server-side, so a long history is never shipped to the browser to be filtered.</w:t>
+            </w:r>
+          </w:p>
+        </w:tc>
+      </w:tr>
+      <w:tr>
+        <w:tc>
+          <w:tcPr>
+            <w:tcW w:type="dxa" w:w="4320"/>
+          </w:tcPr>
+          <w:p>
+            <w:r/>
+            <w:r>
+              <w:rPr>
+                <w:b/>
+              </w:rPr>
+              <w:t>FR-40</w:t>
+            </w:r>
+          </w:p>
+        </w:tc>
+        <w:tc>
+          <w:tcPr>
+            <w:tcW w:type="dxa" w:w="4320"/>
+          </w:tcPr>
+          <w:p>
+            <w:r/>
+            <w:r>
+              <w:t xml:space="preserve">A run can be </w:t>
+            </w:r>
+            <w:r>
+              <w:rPr>
+                <w:b/>
+              </w:rPr>
+              <w:t>starred</w:t>
+            </w:r>
+            <w:r>
+              <w:t>. Starred runs sort above everything else regardless of age, and can be filtered to on their own.</w:t>
+            </w:r>
+          </w:p>
+        </w:tc>
+      </w:tr>
+      <w:tr>
+        <w:tc>
+          <w:tcPr>
+            <w:tcW w:type="dxa" w:w="4320"/>
+          </w:tcPr>
+          <w:p>
+            <w:r/>
+            <w:r>
+              <w:rPr>
+                <w:b/>
+              </w:rPr>
+              <w:t>FR-41</w:t>
+            </w:r>
+          </w:p>
+        </w:tc>
+        <w:tc>
+          <w:tcPr>
+            <w:tcW w:type="dxa" w:w="4320"/>
+          </w:tcPr>
+          <w:p>
+            <w:r/>
+            <w:r>
+              <w:t>Starring is optimistic — the star reflects the click immediately and rolls back only if the server refuses.</w:t>
+            </w:r>
+          </w:p>
+        </w:tc>
+      </w:tr>
     </w:tbl>
     <w:p/>
     <w:p>
@@ -4172,6 +4298,71 @@
             <w:r/>
             <w:r>
               <w:t>The record carries namespace, user, template key and version, completeness and output format, so a reload can tell whether the form has changed underneath it.</w:t>
+            </w:r>
+          </w:p>
+        </w:tc>
+      </w:tr>
+      <w:tr>
+        <w:tc>
+          <w:tcPr>
+            <w:tcW w:type="dxa" w:w="4320"/>
+          </w:tcPr>
+          <w:p>
+            <w:r/>
+            <w:r>
+              <w:rPr>
+                <w:b/>
+              </w:rPr>
+              <w:t>TR-22</w:t>
+            </w:r>
+          </w:p>
+        </w:tc>
+        <w:tc>
+          <w:tcPr>
+            <w:tcW w:type="dxa" w:w="4320"/>
+          </w:tcPr>
+          <w:p>
+            <w:r/>
+            <w:r>
+              <w:t xml:space="preserve">Search is a parameterised, case-insensitive contains across the indexed identity columns. Ordering is </w:t>
+            </w:r>
+            <w:r>
+              <w:rPr>
+                <w:rFonts w:ascii="Consolas" w:hAnsi="Consolas"/>
+                <w:color w:val="B03030"/>
+                <w:sz w:val="19"/>
+              </w:rPr>
+              <w:t>Favorite DESC, CreatedAt DESC</w:t>
+            </w:r>
+            <w:r>
+              <w:t>, so starring is a first-class sort key rather than a client-side reshuffle.</w:t>
+            </w:r>
+          </w:p>
+        </w:tc>
+      </w:tr>
+      <w:tr>
+        <w:tc>
+          <w:tcPr>
+            <w:tcW w:type="dxa" w:w="4320"/>
+          </w:tcPr>
+          <w:p>
+            <w:r/>
+            <w:r>
+              <w:rPr>
+                <w:b/>
+              </w:rPr>
+              <w:t>TR-23</w:t>
+            </w:r>
+          </w:p>
+        </w:tc>
+        <w:tc>
+          <w:tcPr>
+            <w:tcW w:type="dxa" w:w="4320"/>
+          </w:tcPr>
+          <w:p>
+            <w:r/>
+            <w:r>
+              <w:t>Rapid typing cannot render a stale result: each search carries a sequence number and a late response whose sequence is superseded is discarded.</w:t>
             </w:r>
           </w:p>
         </w:tc>

--- a/docs/Integration_Spec_Questionnaire_Specification.docx
+++ b/docs/Integration_Spec_Questionnaire_Specification.docx
@@ -3131,29 +3131,16 @@
           <w:p>
             <w:r/>
             <w:r>
-              <w:t xml:space="preserve">A run is saved when a specification is generated (status </w:t>
+              <w:t xml:space="preserve">A questionnaire is saved by an explicit </w:t>
             </w:r>
             <w:r>
               <w:rPr>
-                <w:rFonts w:ascii="Consolas" w:hAnsi="Consolas"/>
-                <w:color w:val="B03030"/>
-                <w:sz w:val="19"/>
+                <w:b/>
               </w:rPr>
-              <w:t>trial</w:t>
-            </w:r>
-            <w:r>
-              <w:t xml:space="preserve">) and again when it is sent to the agent (status </w:t>
-            </w:r>
-            <w:r>
-              <w:rPr>
-                <w:rFonts w:ascii="Consolas" w:hAnsi="Consolas"/>
-                <w:color w:val="B03030"/>
-                <w:sz w:val="19"/>
-              </w:rPr>
-              <w:t>sent</w:t>
-            </w:r>
-            <w:r>
-              <w:t>), so the record distinguishes drafts from what was actually handed over.</w:t>
+              <w:t>Save</w:t>
+            </w:r>
+            <w:r>
+              <w:t>, and again when it is sent to the agent from either the preview or the footer. Both record it under the questionnaire's interface name.</w:t>
             </w:r>
           </w:p>
         </w:tc>
@@ -3180,7 +3167,7 @@
           <w:p>
             <w:r/>
             <w:r>
-              <w:t>Re-rendering an unchanged specification does not create a duplicate record. Changing the output format or any answer does.</w:t>
+              <w:t>One row per questionnaire per user per namespace. Re-saving or re-sending the same named questionnaire updates that row in place; only a new name creates a new entry.</w:t>
             </w:r>
           </w:p>
         </w:tc>
@@ -3315,16 +3302,124 @@
           <w:p>
             <w:r/>
             <w:r>
-              <w:t xml:space="preserve">Saved runs are presented as a </w:t>
+              <w:t xml:space="preserve">The worklist is a </w:t>
             </w:r>
             <w:r>
               <w:rPr>
                 <w:b/>
               </w:rPr>
-              <w:t>worklist</w:t>
-            </w:r>
-            <w:r>
-              <w:t>: searchable by interface name, short name, user and namespace, so an engineer can find an earlier specification without scrolling.</w:t>
+              <w:t>screen of its own</w:t>
+            </w:r>
+            <w:r>
+              <w:t>, reached from a tab in the header carrying a count, not a dialog buried in a toolbar.</w:t>
+            </w:r>
+          </w:p>
+        </w:tc>
+      </w:tr>
+      <w:tr>
+        <w:tc>
+          <w:tcPr>
+            <w:tcW w:type="dxa" w:w="4320"/>
+          </w:tcPr>
+          <w:p>
+            <w:r/>
+            <w:r>
+              <w:rPr>
+                <w:b/>
+              </w:rPr>
+              <w:t>FR-42</w:t>
+            </w:r>
+          </w:p>
+        </w:tc>
+        <w:tc>
+          <w:tcPr>
+            <w:tcW w:type="dxa" w:w="4320"/>
+          </w:tcPr>
+          <w:p>
+            <w:r/>
+            <w:r>
+              <w:t>Each row shows the questionnaire name as a link that reopens it, who created it, and when it was last saved.</w:t>
+            </w:r>
+          </w:p>
+        </w:tc>
+      </w:tr>
+      <w:tr>
+        <w:tc>
+          <w:tcPr>
+            <w:tcW w:type="dxa" w:w="4320"/>
+          </w:tcPr>
+          <w:p>
+            <w:r/>
+            <w:r>
+              <w:rPr>
+                <w:b/>
+              </w:rPr>
+              <w:t>FR-43</w:t>
+            </w:r>
+          </w:p>
+        </w:tc>
+        <w:tc>
+          <w:tcPr>
+            <w:tcW w:type="dxa" w:w="4320"/>
+          </w:tcPr>
+          <w:p>
+            <w:r/>
+            <w:r>
+              <w:t>Each row can copy its generated prompt to the clipboard, re-send it to the agent, or be deleted, without opening the questionnaire.</w:t>
+            </w:r>
+          </w:p>
+        </w:tc>
+      </w:tr>
+      <w:tr>
+        <w:tc>
+          <w:tcPr>
+            <w:tcW w:type="dxa" w:w="4320"/>
+          </w:tcPr>
+          <w:p>
+            <w:r/>
+            <w:r>
+              <w:rPr>
+                <w:b/>
+              </w:rPr>
+              <w:t>FR-44</w:t>
+            </w:r>
+          </w:p>
+        </w:tc>
+        <w:tc>
+          <w:tcPr>
+            <w:tcW w:type="dxa" w:w="4320"/>
+          </w:tcPr>
+          <w:p>
+            <w:r/>
+            <w:r>
+              <w:t>Saving requires an interface name. An unnamed row is useless in a worklist, so Save refuses and takes the user to the field.</w:t>
+            </w:r>
+          </w:p>
+        </w:tc>
+      </w:tr>
+      <w:tr>
+        <w:tc>
+          <w:tcPr>
+            <w:tcW w:type="dxa" w:w="4320"/>
+          </w:tcPr>
+          <w:p>
+            <w:r/>
+            <w:r>
+              <w:rPr>
+                <w:b/>
+              </w:rPr>
+              <w:t>FR-45</w:t>
+            </w:r>
+          </w:p>
+        </w:tc>
+        <w:tc>
+          <w:tcPr>
+            <w:tcW w:type="dxa" w:w="4320"/>
+          </w:tcPr>
+          <w:p>
+            <w:r/>
+            <w:r>
+              <w:t>Searchable by interface name, short name, user and namespace, so an engineer can find an earlier specification without scrolling.</w:t>
             </w:r>
           </w:p>
         </w:tc>
@@ -4332,10 +4427,94 @@
                 <w:color w:val="B03030"/>
                 <w:sz w:val="19"/>
               </w:rPr>
-              <w:t>Favorite DESC, CreatedAt DESC</w:t>
+              <w:t>Favorite DESC, UpdatedAt DESC</w:t>
             </w:r>
             <w:r>
               <w:t>, so starring is a first-class sort key rather than a client-side reshuffle.</w:t>
+            </w:r>
+          </w:p>
+        </w:tc>
+      </w:tr>
+      <w:tr>
+        <w:tc>
+          <w:tcPr>
+            <w:tcW w:type="dxa" w:w="4320"/>
+          </w:tcPr>
+          <w:p>
+            <w:r/>
+            <w:r>
+              <w:rPr>
+                <w:b/>
+              </w:rPr>
+              <w:t>TR-24</w:t>
+            </w:r>
+          </w:p>
+        </w:tc>
+        <w:tc>
+          <w:tcPr>
+            <w:tcW w:type="dxa" w:w="4320"/>
+          </w:tcPr>
+          <w:p>
+            <w:r/>
+            <w:r>
+              <w:t xml:space="preserve">Upsert is keyed on </w:t>
+            </w:r>
+            <w:r>
+              <w:rPr>
+                <w:rFonts w:ascii="Consolas" w:hAnsi="Consolas"/>
+                <w:color w:val="B03030"/>
+                <w:sz w:val="19"/>
+              </w:rPr>
+              <w:t>(InterfaceName, Username, Namespace)</w:t>
+            </w:r>
+            <w:r>
+              <w:t>, indexed. Streams are cleared before rewrite, so an update replaces the stored prompt rather than appending to it.</w:t>
+            </w:r>
+          </w:p>
+        </w:tc>
+      </w:tr>
+      <w:tr>
+        <w:tc>
+          <w:tcPr>
+            <w:tcW w:type="dxa" w:w="4320"/>
+          </w:tcPr>
+          <w:p>
+            <w:r/>
+            <w:r>
+              <w:rPr>
+                <w:b/>
+              </w:rPr>
+              <w:t>TR-25</w:t>
+            </w:r>
+          </w:p>
+        </w:tc>
+        <w:tc>
+          <w:tcPr>
+            <w:tcW w:type="dxa" w:w="4320"/>
+          </w:tcPr>
+          <w:p>
+            <w:r/>
+            <w:r>
+              <w:rPr>
+                <w:rFonts w:ascii="Consolas" w:hAnsi="Consolas"/>
+                <w:color w:val="B03030"/>
+                <w:sz w:val="19"/>
+              </w:rPr>
+              <w:t>UpdatedAt</w:t>
+            </w:r>
+            <w:r>
+              <w:t xml:space="preserve"> is distinct from </w:t>
+            </w:r>
+            <w:r>
+              <w:rPr>
+                <w:rFonts w:ascii="Consolas" w:hAnsi="Consolas"/>
+                <w:color w:val="B03030"/>
+                <w:sz w:val="19"/>
+              </w:rPr>
+              <w:t>CreatedAt</w:t>
+            </w:r>
+            <w:r>
+              <w:t>: the worklist sorts and displays on last-touched, which is the question a user is actually asking.</w:t>
             </w:r>
           </w:p>
         </w:tc>
